--- a/templates/undangan.docx
+++ b/templates/undangan.docx
@@ -81,7 +81,7 @@
                 <w:rFonts w:ascii="Arial" w:hAnsi="Arial"/>
                 <w:sz w:val="22"/>
               </w:rPr>
-              <w:t>${nomor_surat}</w:t>
+              <w:t>${nomor_lengkap}</w:t>
             </w:r>
           </w:p>
         </w:tc>

--- a/templates/undangan.docx
+++ b/templates/undangan.docx
@@ -81,7 +81,7 @@
                 <w:rFonts w:ascii="Arial" w:hAnsi="Arial"/>
                 <w:sz w:val="22"/>
               </w:rPr>
-              <w:t>${nomor_lengkap}</w:t>
+              <w:t>${nomor_lengkap_ttd}</w:t>
             </w:r>
           </w:p>
         </w:tc>
@@ -780,7 +780,40 @@
           <w:i w:val="0"/>
           <w:sz w:val="22"/>
         </w:rPr>
-        <w:t>Ketua Pengadilan Agama Rantau</w:t>
+        <w:t>${penandatangan_jabatan}</w:t>
+      </w:r>
+    </w:p>
+    <w:p>
+      <w:pPr>
+        <w:spacing w:after="0" w:before="0"/>
+        <w:jc w:val="center"/>
+      </w:pPr>
+    </w:p>
+    <w:p>
+      <w:pPr>
+        <w:spacing w:after="0" w:before="0"/>
+        <w:jc w:val="center"/>
+      </w:pPr>
+    </w:p>
+    <w:p>
+      <w:pPr>
+        <w:spacing w:after="0" w:before="0"/>
+        <w:jc w:val="center"/>
+      </w:pPr>
+    </w:p>
+    <w:p>
+      <w:pPr>
+        <w:spacing w:after="0" w:before="0"/>
+        <w:jc w:val="center"/>
+      </w:pPr>
+      <w:r>
+        <w:rPr>
+          <w:rFonts w:ascii="Arial" w:hAnsi="Arial"/>
+          <w:b/>
+          <w:i w:val="0"/>
+          <w:sz w:val="22"/>
+        </w:rPr>
+        <w:t>${penandatangan_nama_lengkap}</w:t>
       </w:r>
     </w:p>
     <w:sectPr>
